--- a/docs/vignettes/21_one_way_anova_vignette/one_way_anova.docx
+++ b/docs/vignettes/21_one_way_anova_vignette/one_way_anova.docx
@@ -11098,7 +11098,7 @@
         <w:bottom w:color="FF0000" w:space="1" w:sz="8" w:val="single"/>
         <w:right w:color="FF0000" w:space="4" w:sz="8" w:val="single"/>
       </w:pBdr>
-      <w:shd w:color="auto" w:fill="auto" w:val="pct15"/>
+      <w:shd w:color="auto" w:fill="FBFBFB" w:val="clear"/>
       <w:spacing w:after="120" w:before="120"/>
       <w:ind w:left="432" w:right="432"/>
     </w:pPr>
@@ -11114,12 +11114,12 @@
     <w:rsid w:val="00771E03"/>
     <w:pPr>
       <w:pBdr>
-        <w:top w:color="auto" w:space="1" w:sz="8" w:val="single"/>
-        <w:left w:color="auto" w:space="4" w:sz="8" w:val="single"/>
-        <w:bottom w:color="auto" w:space="1" w:sz="8" w:val="single"/>
-        <w:right w:color="auto" w:space="4" w:sz="8" w:val="single"/>
+        <w:top w:color="BFBFBF" w:space="1" w:sz="6" w:val="single"/>
+        <w:left w:color="BFBFBF" w:space="4" w:sz="6" w:val="single"/>
+        <w:bottom w:color="BFBFBF" w:space="1" w:sz="6" w:val="single"/>
+        <w:right w:color="BFBFBF" w:space="4" w:sz="6" w:val="single"/>
       </w:pBdr>
-      <w:shd w:color="auto" w:fill="auto" w:val="pct15"/>
+      <w:shd w:color="auto" w:fill="FBFBFB" w:val="clear"/>
       <w:spacing w:after="240" w:before="240"/>
       <w:ind w:left="432" w:right="432"/>
     </w:pPr>
@@ -11134,7 +11134,13 @@
     <w:qFormat/>
     <w:rsid w:val="00771E03"/>
     <w:pPr>
-      <w:shd w:color="auto" w:fill="auto" w:val="pct15"/>
+      <w:pBdr>
+        <w:top w:color="BFBFBF" w:space="1" w:sz="6" w:val="single"/>
+        <w:left w:color="BFBFBF" w:space="4" w:sz="6" w:val="single"/>
+        <w:bottom w:color="BFBFBF" w:space="1" w:sz="6" w:val="single"/>
+        <w:right w:color="BFBFBF" w:space="4" w:sz="6" w:val="single"/>
+      </w:pBdr>
+      <w:shd w:color="auto" w:fill="FBFBFB" w:val="clear"/>
       <w:spacing w:after="240" w:before="240"/>
       <w:ind w:left="432" w:right="432"/>
     </w:pPr>

--- a/docs/vignettes/21_one_way_anova_vignette/one_way_anova.docx
+++ b/docs/vignettes/21_one_way_anova_vignette/one_way_anova.docx
@@ -5416,7 +5416,7 @@
       <w:r>
         <w:drawing>
           <wp:inline>
-            <wp:extent cx="5943600" cy="4457699"/>
+            <wp:extent cx="6667500" cy="5000625"/>
             <wp:effectExtent b="0" l="0" r="0" t="0"/>
             <wp:docPr descr="" title="" id="42" name="Picture"/>
             <a:graphic>
@@ -5437,7 +5437,7 @@
                   <pic:spPr bwMode="auto">
                     <a:xfrm>
                       <a:off x="0" y="0"/>
-                      <a:ext cx="5943600" cy="4457699"/>
+                      <a:ext cx="6667500" cy="5000625"/>
                     </a:xfrm>
                     <a:prstGeom prst="rect">
                       <a:avLst/>
@@ -7551,7 +7551,7 @@
       <w:r>
         <w:drawing>
           <wp:inline>
-            <wp:extent cx="5943600" cy="4245428"/>
+            <wp:extent cx="6422207" cy="4587290"/>
             <wp:effectExtent b="0" l="0" r="0" t="0"/>
             <wp:docPr descr="" title="" id="57" name="Picture"/>
             <a:graphic>
@@ -7572,7 +7572,7 @@
                   <pic:spPr bwMode="auto">
                     <a:xfrm>
                       <a:off x="0" y="0"/>
-                      <a:ext cx="5943600" cy="4245428"/>
+                      <a:ext cx="6422207" cy="4587290"/>
                     </a:xfrm>
                     <a:prstGeom prst="rect">
                       <a:avLst/>
@@ -9549,7 +9549,7 @@
       <w:r>
         <w:drawing>
           <wp:inline>
-            <wp:extent cx="5943600" cy="4245428"/>
+            <wp:extent cx="6422207" cy="4587290"/>
             <wp:effectExtent b="0" l="0" r="0" t="0"/>
             <wp:docPr descr="" title="" id="68" name="Picture"/>
             <a:graphic>
@@ -9570,7 +9570,7 @@
                   <pic:spPr bwMode="auto">
                     <a:xfrm>
                       <a:off x="0" y="0"/>
-                      <a:ext cx="5943600" cy="4245428"/>
+                      <a:ext cx="6422207" cy="4587290"/>
                     </a:xfrm>
                     <a:prstGeom prst="rect">
                       <a:avLst/>
@@ -9744,7 +9744,7 @@
     <w:bookmarkEnd w:id="73"/>
     <w:sectPr>
       <w:pgSz w:h="15840" w:w="12240"/>
-      <w:pgMar w:bottom="1440" w:footer="720" w:gutter="0" w:header="720" w:left="1440" w:right="1440" w:top="1440"/>
+      <w:pgMar w:bottom="720" w:footer="360" w:gutter="0" w:header="360" w:left="1008" w:right="720" w:top="720"/>
       <w:cols w:space="720"/>
       <w:docGrid w:linePitch="360"/>
     </w:sectPr>
@@ -10180,7 +10180,11 @@
         <w14:ligatures w14:val="standardContextual"/>
       </w:rPr>
     </w:rPrDefault>
-    <w:pPrDefault/>
+    <w:pPrDefault>
+      <w:pPr>
+        <w:spacing w:before="0"/>
+      </w:pPr>
+    </w:pPrDefault>
   </w:docDefaults>
   <w:latentStyles w:count="376" w:defLockedState="0" w:defQFormat="0" w:defSemiHidden="0" w:defUIPriority="99" w:defUnhideWhenUsed="0">
     <w:lsdException w:name="Normal" w:qFormat="1" w:uiPriority="0"/>
@@ -10575,7 +10579,7 @@
     <w:pPr>
       <w:keepNext/>
       <w:keepLines/>
-      <w:spacing w:after="80" w:before="360"/>
+      <w:spacing w:after="80" w:before="120"/>
       <w:outlineLvl w:val="0"/>
     </w:pPr>
     <w:rPr>
@@ -10599,7 +10603,7 @@
     <w:pPr>
       <w:keepNext/>
       <w:keepLines/>
-      <w:spacing w:after="80" w:before="160"/>
+      <w:spacing w:after="80" w:before="100"/>
       <w:outlineLvl w:val="1"/>
     </w:pPr>
     <w:rPr>
@@ -10620,7 +10624,7 @@
     <w:pPr>
       <w:keepNext/>
       <w:keepLines/>
-      <w:spacing w:after="80" w:before="160"/>
+      <w:spacing w:after="80" w:before="80"/>
       <w:outlineLvl w:val="2"/>
     </w:pPr>
     <w:rPr>
@@ -10665,7 +10669,7 @@
     <w:pPr>
       <w:keepNext/>
       <w:keepLines/>
-      <w:spacing w:after="40" w:before="80"/>
+      <w:spacing w:after="40" w:before="60"/>
       <w:outlineLvl w:val="4"/>
     </w:pPr>
     <w:rPr>
@@ -10686,7 +10690,7 @@
     <w:pPr>
       <w:keepNext/>
       <w:keepLines/>
-      <w:spacing w:before="40"/>
+      <w:spacing w:before="60"/>
       <w:outlineLvl w:val="5"/>
     </w:pPr>
     <w:rPr>
@@ -10708,7 +10712,7 @@
     <w:pPr>
       <w:keepNext/>
       <w:keepLines/>
-      <w:spacing w:before="40"/>
+      <w:spacing w:before="60"/>
       <w:outlineLvl w:val="6"/>
     </w:pPr>
     <w:rPr>
@@ -10727,6 +10731,7 @@
     <w:qFormat/>
     <w:rsid w:val="00846576"/>
     <w:pPr>
+      <w:spacing w:before="60"/>
       <w:keepNext/>
       <w:keepLines/>
       <w:outlineLvl w:val="7"/>
@@ -10748,6 +10753,7 @@
     <w:qFormat/>
     <w:rsid w:val="00846576"/>
     <w:pPr>
+      <w:spacing w:before="60"/>
       <w:keepNext/>
       <w:keepLines/>
       <w:outlineLvl w:val="8"/>
@@ -10910,7 +10916,7 @@
     <w:qFormat/>
     <w:rsid w:val="00AF5CF1"/>
     <w:pPr>
-      <w:spacing w:after="80"/>
+      <w:spacing w:after="80" w:before="0"/>
       <w:contextualSpacing/>
     </w:pPr>
     <w:rPr>
@@ -10947,7 +10953,7 @@
       <w:numPr>
         <w:ilvl w:val="1"/>
       </w:numPr>
-      <w:spacing w:after="160"/>
+      <w:spacing w:after="160" w:before="0"/>
     </w:pPr>
     <w:rPr>
       <w:rFonts w:asciiTheme="minorHAnsi" w:cstheme="majorBidi" w:eastAsiaTheme="majorEastAsia" w:hAnsiTheme="minorHAnsi"/>
@@ -10980,7 +10986,7 @@
     <w:qFormat/>
     <w:rsid w:val="00AF5CF1"/>
     <w:pPr>
-      <w:spacing w:after="160" w:before="160"/>
+      <w:spacing w:after="160" w:before="0"/>
       <w:jc w:val="center"/>
     </w:pPr>
     <w:rPr>
@@ -11008,6 +11014,7 @@
     <w:qFormat/>
     <w:rsid w:val="00AF5CF1"/>
     <w:pPr>
+      <w:spacing w:before="0"/>
       <w:ind w:left="720"/>
       <w:contextualSpacing/>
     </w:pPr>
@@ -11037,7 +11044,7 @@
         <w:top w:color="0F4761" w:space="10" w:sz="4" w:themeColor="accent1" w:themeShade="BF" w:val="single"/>
         <w:bottom w:color="0F4761" w:space="10" w:sz="4" w:themeColor="accent1" w:themeShade="BF" w:val="single"/>
       </w:pBdr>
-      <w:spacing w:after="360" w:before="360"/>
+      <w:spacing w:after="360" w:before="0"/>
       <w:ind w:left="864" w:right="864"/>
       <w:jc w:val="center"/>
     </w:pPr>
@@ -11099,7 +11106,7 @@
         <w:right w:color="FF0000" w:space="4" w:sz="8" w:val="single"/>
       </w:pBdr>
       <w:shd w:color="auto" w:fill="FBFBFB" w:val="clear"/>
-      <w:spacing w:after="120" w:before="120"/>
+      <w:spacing w:after="60" w:before="0"/>
       <w:ind w:left="432" w:right="432"/>
     </w:pPr>
     <w:rPr>
@@ -11120,7 +11127,7 @@
         <w:right w:color="BFBFBF" w:space="4" w:sz="6" w:val="single"/>
       </w:pBdr>
       <w:shd w:color="auto" w:fill="FBFBFB" w:val="clear"/>
-      <w:spacing w:after="240" w:before="240"/>
+      <w:spacing w:after="60" w:before="0"/>
       <w:ind w:left="432" w:right="432"/>
     </w:pPr>
     <w:rPr>
@@ -11141,7 +11148,7 @@
         <w:right w:color="BFBFBF" w:space="4" w:sz="6" w:val="single"/>
       </w:pBdr>
       <w:shd w:color="auto" w:fill="FBFBFB" w:val="clear"/>
-      <w:spacing w:after="240" w:before="240"/>
+      <w:spacing w:after="60" w:before="0"/>
       <w:ind w:left="432" w:right="432"/>
     </w:pPr>
     <w:rPr>
@@ -11187,7 +11194,7 @@
     <w:unhideWhenUsed/>
     <w:rsid w:val="00322D32"/>
     <w:pPr>
-      <w:spacing w:after="100"/>
+      <w:spacing w:after="100" w:before="0"/>
     </w:pPr>
   </w:style>
   <w:style w:type="character" w:customStyle="1" w:styleId="KeywordTok">

--- a/docs/vignettes/21_one_way_anova_vignette/one_way_anova.docx
+++ b/docs/vignettes/21_one_way_anova_vignette/one_way_anova.docx
@@ -10182,7 +10182,7 @@
     </w:rPrDefault>
     <w:pPrDefault>
       <w:pPr>
-        <w:spacing w:before="0"/>
+        <w:spacing w:after="0" w:before="0" w:line="240" w:lineRule="auto"/>
       </w:pPr>
     </w:pPrDefault>
   </w:docDefaults>
